--- a/5_Audit_and_Metrics/MT-ISMS-MRA-001_v1.0_management-review-agenda.docx
+++ b/5_Audit_and_Metrics/MT-ISMS-MRA-001_v1.0_management-review-agenda.docx
@@ -2846,7 +2846,7 @@
     <w:sectPr>
       <w:headerReference w:type="default" r:id="rId8"/>
       <w:headerReference w:type="first" r:id="rId9"/>
-      <w:pgSz w:w="12240" w:h="15840"/>
+      <w:pgSz w:w="11906" w:h="16838"/>
       <w:pgMar w:top="1115" w:right="1440" w:bottom="1440" w:left="1440" w:header="534" w:footer="720" w:gutter="0"/>
       <w:cols w:space="720"/>
       <w:titlePg/>

--- a/5_Audit_and_Metrics/MT-ISMS-MRA-001_v1.0_management-review-agenda.docx
+++ b/5_Audit_and_Metrics/MT-ISMS-MRA-001_v1.0_management-review-agenda.docx
@@ -169,7 +169,7 @@
               <w:rPr>
                 <w:rFonts w:ascii="Aptos" w:hAnsi="Aptos"/>
               </w:rPr>
-              <w:t>[Date]</w:t>
+              <w:t>20 April 2026</w:t>
             </w:r>
           </w:p>
         </w:tc>
@@ -255,7 +255,7 @@
               <w:rPr>
                 <w:rFonts w:ascii="Aptos" w:hAnsi="Aptos"/>
               </w:rPr>
-              <w:t>[Senior GRC Partner Name], CISM, ISO LA</w:t>
+              <w:t>Dr. Andreas Kellermann, CISM, ISO LA</w:t>
             </w:r>
           </w:p>
         </w:tc>
@@ -503,7 +503,7 @@
               <w:rPr>
                 <w:rFonts w:ascii="Aptos" w:hAnsi="Aptos"/>
               </w:rPr>
-              <w:t>[Name]</w:t>
+              <w:t>Dr. Katharina Vogt</w:t>
             </w:r>
           </w:p>
         </w:tc>
@@ -565,7 +565,7 @@
               <w:rPr>
                 <w:rFonts w:ascii="Aptos" w:hAnsi="Aptos"/>
               </w:rPr>
-              <w:t>[Name]</w:t>
+              <w:t>Markus Brandt</w:t>
             </w:r>
           </w:p>
         </w:tc>
@@ -627,7 +627,7 @@
               <w:rPr>
                 <w:rFonts w:ascii="Aptos" w:hAnsi="Aptos"/>
               </w:rPr>
-              <w:t>[Name]</w:t>
+              <w:t>Tobias Reinhardt</w:t>
             </w:r>
           </w:p>
         </w:tc>
@@ -689,7 +689,7 @@
               <w:rPr>
                 <w:rFonts w:ascii="Aptos" w:hAnsi="Aptos"/>
               </w:rPr>
-              <w:t>[Name]</w:t>
+              <w:t>Sabine Köhler</w:t>
             </w:r>
           </w:p>
         </w:tc>
@@ -751,7 +751,7 @@
               <w:rPr>
                 <w:rFonts w:ascii="Aptos" w:hAnsi="Aptos"/>
               </w:rPr>
-              <w:t>[Name]</w:t>
+              <w:t>Dr. Julia Winter</w:t>
             </w:r>
           </w:p>
         </w:tc>
@@ -1207,7 +1207,7 @@
           <w:sz w:val="22"/>
           <w:szCs w:val="22"/>
         </w:rPr>
-        <w:t>[Date]</w:t>
+        <w:t>31 December 2026</w:t>
       </w:r>
       <w:r>
         <w:rPr>
@@ -1360,7 +1360,7 @@
           <w:sz w:val="22"/>
           <w:szCs w:val="22"/>
         </w:rPr>
-        <w:t>Audit results: Internal audit completed successfully. External DAkkS Stage 1 audit scheduled for [Date].</w:t>
+        <w:t>Audit results: Internal audit completed successfully. External DAkkS Stage 1 audit scheduled for 8 June 2026.</w:t>
       </w:r>
       <w:r>
         <w:rPr>
@@ -1369,7 +1369,7 @@
           <w:sz w:val="22"/>
           <w:szCs w:val="22"/>
         </w:rPr>
-        <w:t> +        <w:t xml:space="preserve">  </w:t>
       </w:r>
       <w:r>
@@ -1451,7 +1451,7 @@
           <w:sz w:val="22"/>
           <w:szCs w:val="22"/>
         </w:rPr>
-        <w:t>Discussion: Positive feedback from the Betriebsrat (Works Council) regarding the transparent implementation of CrowdStrike EDR without intrusive employee behavioral monitoring.</w:t>
+        <w:t>Discussion: Positive feedback from the Betriebsrat (Works Council) on the transparent implementation of CrowdStrike EDR under the concluded Betriebsvereinbarung MT-WorksCouncil-CrowdStrike-v1.2, which permits deployment for security purposes and excludes intrusive employee behavioural monitoring.</w:t>
       </w:r>
     </w:p>
     <w:p>
@@ -1566,39 +1566,9 @@
       </w:pPr>
       <w:r>
         <w:rPr>
-          <w:rFonts w:ascii="Aptos" w:eastAsiaTheme="minorHAnsi" w:hAnsi="Aptos" w:cstheme="minorBidi"/>
-          <w:color w:val="auto"/>
-          <w:sz w:val="22"/>
-          <w:szCs w:val="22"/>
+          <w:rFonts w:ascii="Aptos" w:hAnsi="Aptos"/>
         </w:rPr>
-        <w:t xml:space="preserve">Discussion: Proposal to integrate specialized STIX/TAXII financial threat intelligence feeds into the Splunk SIEM by </w:t>
-      </w:r>
-      <w:r>
-        <w:rPr>
-          <w:rFonts w:ascii="Aptos" w:eastAsiaTheme="minorHAnsi" w:hAnsi="Aptos" w:cstheme="minorBidi"/>
-          <w:color w:val="auto"/>
-          <w:sz w:val="22"/>
-          <w:szCs w:val="22"/>
-        </w:rPr>
-        <w:t>[Date]</w:t>
-      </w:r>
-      <w:r>
-        <w:rPr>
-          <w:rFonts w:ascii="Aptos" w:eastAsiaTheme="minorHAnsi" w:hAnsi="Aptos" w:cstheme="minorBidi"/>
-          <w:color w:val="auto"/>
-          <w:sz w:val="22"/>
-          <w:szCs w:val="22"/>
-        </w:rPr>
-        <w:t xml:space="preserve"> </w:t>
-      </w:r>
-      <w:r>
-        <w:rPr>
-          <w:rFonts w:ascii="Aptos" w:eastAsiaTheme="minorHAnsi" w:hAnsi="Aptos" w:cstheme="minorBidi"/>
-          <w:color w:val="auto"/>
-          <w:sz w:val="22"/>
-          <w:szCs w:val="22"/>
-        </w:rPr>
-        <w:t>(moving Control A.5.7 from Partially to Fully Implemented).</w:t>
+        <w:t>Discussion: Board approved the integration of specialised financial-sector STIX/TAXII threat intelligence feeds into the Splunk SIEM, deepening the sector-specific coverage of Control A.5.7, which is already assessed as Fully Implemented in the Statement of Applicability (MT-ISMS-SOA-001). Target completion 30 June 2026; owner Head of Engineering.</w:t>
       </w:r>
     </w:p>
     <w:p>
@@ -1770,7 +1740,7 @@
               <w:rPr>
                 <w:rFonts w:ascii="Aptos" w:hAnsi="Aptos"/>
               </w:rPr>
-              <w:t>Approved budget allocation of €[Amount] for Splunk SIEM threat intelligence integration.</w:t>
+              <w:t>Approved budget allocation of €48,000 for Splunk SIEM threat intelligence integration.</w:t>
             </w:r>
           </w:p>
         </w:tc>
@@ -1808,7 +1778,7 @@
               <w:rPr>
                 <w:rFonts w:ascii="Aptos" w:hAnsi="Aptos"/>
               </w:rPr>
-              <w:t>[Date]</w:t>
+              <w:t>30 June 2026</w:t>
             </w:r>
           </w:p>
         </w:tc>
@@ -1848,19 +1818,7 @@
               <w:rPr>
                 <w:rFonts w:ascii="Aptos" w:hAnsi="Aptos"/>
               </w:rPr>
-              <w:t xml:space="preserve">Acknowledged Key Person Dependency risk. Approved budget to hire a dedicated, full-time CISO in </w:t>
-            </w:r>
-            <w:r>
-              <w:rPr>
-                <w:rFonts w:ascii="Aptos" w:hAnsi="Aptos"/>
-              </w:rPr>
-              <w:t>[Date]</w:t>
-            </w:r>
-            <w:r>
-              <w:rPr>
-                <w:rFonts w:ascii="Aptos" w:hAnsi="Aptos"/>
-              </w:rPr>
-              <w:t>. Big 4 advisory retainer extended until hire is complete.</w:t>
+              <w:t>Acknowledged the Key Person Dependency risk (RR-013) and approved the budget to recruit a dedicated, full-time CISO, with the recruitment to be concluded in Q1 2027. Extension of the Big 4 GRC advisory retainer approved as interim cover until the hire is complete.</w:t>
             </w:r>
           </w:p>
         </w:tc>
@@ -1898,7 +1856,7 @@
               <w:rPr>
                 <w:rFonts w:ascii="Aptos" w:hAnsi="Aptos"/>
               </w:rPr>
-              <w:t>[Date]</w:t>
+              <w:t>31 March 2027</w:t>
             </w:r>
           </w:p>
         </w:tc>
@@ -2338,7 +2296,7 @@
                     <w:rPr>
                       <w:rFonts w:ascii="Aptos" w:hAnsi="Aptos"/>
                     </w:rPr>
-                    <w:t>[Date]</w:t>
+                    <w:t>21 April 2026</w:t>
                   </w:r>
                 </w:p>
               </w:tc>
@@ -2465,7 +2423,7 @@
                     <w:rPr>
                       <w:rFonts w:ascii="Aptos" w:hAnsi="Aptos"/>
                     </w:rPr>
-                    <w:t>[Senior GRC Partner Name]</w:t>
+                    <w:t>Dr. Andreas Kellermann</w:t>
                   </w:r>
                 </w:p>
               </w:tc>
@@ -2555,7 +2513,7 @@
                     <w:rPr>
                       <w:rFonts w:ascii="Aptos" w:hAnsi="Aptos"/>
                     </w:rPr>
-                    <w:t>[Date]</w:t>
+                    <w:t>21 April 2026</w:t>
                   </w:r>
                 </w:p>
               </w:tc>
@@ -2679,7 +2637,7 @@
                     <w:rPr>
                       <w:rFonts w:ascii="Aptos" w:hAnsi="Aptos"/>
                     </w:rPr>
-                    <w:t>[CEO / Managing Director Name]</w:t>
+                    <w:t>Dr. Katharina Vogt</w:t>
                   </w:r>
                 </w:p>
               </w:tc>
@@ -2771,7 +2729,7 @@
                     <w:rPr>
                       <w:rFonts w:ascii="Aptos" w:hAnsi="Aptos"/>
                     </w:rPr>
-                    <w:t>[Date]</w:t>
+                    <w:t>22 April 2026</w:t>
                   </w:r>
                 </w:p>
               </w:tc>
